--- a/Doku/Wissenstest UML Requirements.docx
+++ b/Doku/Wissenstest UML Requirements.docx
@@ -877,6 +877,14 @@
           <w:szCs w:val="20"/>
         </w:rPr>
         <w:t>Jeder User hat eigene Daten</w:t>
+      </w:r>
+      <w:r>
+        <w:rPr>
+          <w:rFonts w:ascii="Arial" w:hAnsi="Arial" w:cs="Arial"/>
+          <w:sz w:val="20"/>
+          <w:szCs w:val="20"/>
+        </w:rPr>
+        <w:t xml:space="preserve"> (Student und Admin)</w:t>
       </w:r>
     </w:p>
     <w:p>
@@ -1268,31 +1276,7 @@
             <w:szCs w:val="20"/>
             <w:highlight w:val="yellow"/>
           </w:rPr>
-          <w:t>PlantUM</w:t>
-        </w:r>
-        <w:r>
-          <w:rPr>
-            <w:rStyle w:val="Hyperlink"/>
-            <w:rFonts w:ascii="Arial" w:hAnsi="Arial" w:cs="Arial"/>
-            <w:b/>
-            <w:bCs/>
-            <w:sz w:val="20"/>
-            <w:szCs w:val="20"/>
-            <w:highlight w:val="yellow"/>
-          </w:rPr>
-          <w:t>L</w:t>
-        </w:r>
-        <w:r>
-          <w:rPr>
-            <w:rStyle w:val="Hyperlink"/>
-            <w:rFonts w:ascii="Arial" w:hAnsi="Arial" w:cs="Arial"/>
-            <w:b/>
-            <w:bCs/>
-            <w:sz w:val="20"/>
-            <w:szCs w:val="20"/>
-            <w:highlight w:val="yellow"/>
-          </w:rPr>
-          <w:t xml:space="preserve"> Web Server</w:t>
+          <w:t>PlantUML Web Server</w:t>
         </w:r>
       </w:hyperlink>
       <w:r>
@@ -2162,18 +2146,24 @@
     <w:r>
       <w:rPr>
         <w:rFonts w:ascii="Arial" w:hAnsi="Arial" w:cs="Arial"/>
+        <w:sz w:val="20"/>
+        <w:szCs w:val="20"/>
       </w:rPr>
       <w:fldChar w:fldCharType="begin" w:fldLock="1"/>
     </w:r>
     <w:r>
       <w:rPr>
         <w:rFonts w:ascii="Arial" w:hAnsi="Arial" w:cs="Arial"/>
+        <w:sz w:val="20"/>
+        <w:szCs w:val="20"/>
       </w:rPr>
       <w:instrText xml:space="preserve"> DOCPROPERTY bjFooterEvenPageDocProperty \* MERGEFORMAT </w:instrText>
     </w:r>
     <w:r>
       <w:rPr>
         <w:rFonts w:ascii="Arial" w:hAnsi="Arial" w:cs="Arial"/>
+        <w:sz w:val="20"/>
+        <w:szCs w:val="20"/>
       </w:rPr>
       <w:fldChar w:fldCharType="separate"/>
     </w:r>
@@ -2200,6 +2190,8 @@
     <w:r>
       <w:rPr>
         <w:rFonts w:ascii="Arial" w:hAnsi="Arial" w:cs="Arial"/>
+        <w:sz w:val="20"/>
+        <w:szCs w:val="20"/>
       </w:rPr>
       <w:fldChar w:fldCharType="end"/>
     </w:r>
@@ -2217,18 +2209,24 @@
     <w:r>
       <w:rPr>
         <w:rFonts w:ascii="Arial" w:hAnsi="Arial" w:cs="Arial"/>
+        <w:sz w:val="20"/>
+        <w:szCs w:val="20"/>
       </w:rPr>
       <w:fldChar w:fldCharType="begin" w:fldLock="1"/>
     </w:r>
     <w:r>
       <w:rPr>
         <w:rFonts w:ascii="Arial" w:hAnsi="Arial" w:cs="Arial"/>
+        <w:sz w:val="20"/>
+        <w:szCs w:val="20"/>
       </w:rPr>
       <w:instrText xml:space="preserve"> DOCPROPERTY bjFooterBothDocProperty \* MERGEFORMAT </w:instrText>
     </w:r>
     <w:r>
       <w:rPr>
         <w:rFonts w:ascii="Arial" w:hAnsi="Arial" w:cs="Arial"/>
+        <w:sz w:val="20"/>
+        <w:szCs w:val="20"/>
       </w:rPr>
       <w:fldChar w:fldCharType="separate"/>
     </w:r>
@@ -2255,6 +2253,8 @@
     <w:r>
       <w:rPr>
         <w:rFonts w:ascii="Arial" w:hAnsi="Arial" w:cs="Arial"/>
+        <w:sz w:val="20"/>
+        <w:szCs w:val="20"/>
       </w:rPr>
       <w:fldChar w:fldCharType="end"/>
     </w:r>
@@ -2272,18 +2272,24 @@
     <w:r>
       <w:rPr>
         <w:rFonts w:ascii="Arial" w:hAnsi="Arial" w:cs="Arial"/>
+        <w:sz w:val="20"/>
+        <w:szCs w:val="20"/>
       </w:rPr>
       <w:fldChar w:fldCharType="begin" w:fldLock="1"/>
     </w:r>
     <w:r>
       <w:rPr>
         <w:rFonts w:ascii="Arial" w:hAnsi="Arial" w:cs="Arial"/>
+        <w:sz w:val="20"/>
+        <w:szCs w:val="20"/>
       </w:rPr>
       <w:instrText xml:space="preserve"> DOCPROPERTY bjFooterFirstPageDocProperty \* MERGEFORMAT </w:instrText>
     </w:r>
     <w:r>
       <w:rPr>
         <w:rFonts w:ascii="Arial" w:hAnsi="Arial" w:cs="Arial"/>
+        <w:sz w:val="20"/>
+        <w:szCs w:val="20"/>
       </w:rPr>
       <w:fldChar w:fldCharType="separate"/>
     </w:r>
@@ -2310,6 +2316,8 @@
     <w:r>
       <w:rPr>
         <w:rFonts w:ascii="Arial" w:hAnsi="Arial" w:cs="Arial"/>
+        <w:sz w:val="20"/>
+        <w:szCs w:val="20"/>
       </w:rPr>
       <w:fldChar w:fldCharType="end"/>
     </w:r>
@@ -4653,6 +4661,7 @@
   <w:style w:type="character" w:default="1" w:styleId="Absatz-Standardschriftart">
     <w:name w:val="Default Paragraph Font"/>
     <w:uiPriority w:val="1"/>
+    <w:semiHidden/>
     <w:unhideWhenUsed/>
   </w:style>
   <w:style w:type="table" w:default="1" w:styleId="NormaleTabelle">
@@ -5380,7 +5389,7 @@
 </file>
 
 <file path=customXml/itemProps2.xml><?xml version="1.0" encoding="utf-8"?>
-<ds:datastoreItem xmlns:ds="http://schemas.openxmlformats.org/officeDocument/2006/customXml" ds:itemID="{88DDD540-E77A-4233-9A39-18DF7CB93D00}">
+<ds:datastoreItem xmlns:ds="http://schemas.openxmlformats.org/officeDocument/2006/customXml" ds:itemID="{65CB5C56-B027-4C99-B0BE-EA327745C705}">
   <ds:schemaRefs>
     <ds:schemaRef ds:uri="http://www.w3.org/2001/XMLSchema"/>
     <ds:schemaRef ds:uri="http://www.boldonjames.com/2008/01/sie/internal/label"/>

--- a/Doku/Wissenstest UML Requirements.docx
+++ b/Doku/Wissenstest UML Requirements.docx
@@ -2143,58 +2143,28 @@
       <w:pStyle w:val="Fuzeile"/>
       <w:jc w:val="center"/>
     </w:pPr>
-    <w:r>
-      <w:rPr>
-        <w:rFonts w:ascii="Arial" w:hAnsi="Arial" w:cs="Arial"/>
-        <w:sz w:val="20"/>
-        <w:szCs w:val="20"/>
-      </w:rPr>
-      <w:fldChar w:fldCharType="begin" w:fldLock="1"/>
-    </w:r>
-    <w:r>
-      <w:rPr>
-        <w:rFonts w:ascii="Arial" w:hAnsi="Arial" w:cs="Arial"/>
-        <w:sz w:val="20"/>
-        <w:szCs w:val="20"/>
-      </w:rPr>
-      <w:instrText xml:space="preserve"> DOCPROPERTY bjFooterEvenPageDocProperty \* MERGEFORMAT </w:instrText>
-    </w:r>
-    <w:r>
-      <w:rPr>
-        <w:rFonts w:ascii="Arial" w:hAnsi="Arial" w:cs="Arial"/>
-        <w:sz w:val="20"/>
-        <w:szCs w:val="20"/>
-      </w:rPr>
-      <w:fldChar w:fldCharType="separate"/>
-    </w:r>
-    <w:r>
-      <w:rPr>
-        <w:rFonts w:ascii="Arial" w:hAnsi="Arial" w:cs="Arial"/>
-        <w:b/>
-        <w:color w:val="808080"/>
-        <w:sz w:val="12"/>
-        <w:szCs w:val="12"/>
-      </w:rPr>
-      <w:t xml:space="preserve"> CLASSIFIED: </w:t>
-    </w:r>
-    <w:r>
-      <w:rPr>
-        <w:rFonts w:ascii="Arial" w:hAnsi="Arial" w:cs="Arial"/>
-        <w:b/>
-        <w:color w:val="0000FF"/>
-        <w:sz w:val="12"/>
-        <w:szCs w:val="12"/>
-      </w:rPr>
-      <w:t>RESTRICTED</w:t>
-    </w:r>
-    <w:r>
-      <w:rPr>
-        <w:rFonts w:ascii="Arial" w:hAnsi="Arial" w:cs="Arial"/>
-        <w:sz w:val="20"/>
-        <w:szCs w:val="20"/>
-      </w:rPr>
-      <w:fldChar w:fldCharType="end"/>
-    </w:r>
+    <w:fldSimple w:instr=" DOCPROPERTY bjFooterEvenPageDocProperty \* MERGEFORMAT " w:fldLock="1">
+      <w:r>
+        <w:rPr>
+          <w:rFonts w:ascii="Arial" w:hAnsi="Arial" w:cs="Arial"/>
+          <w:b/>
+          <w:color w:val="808080"/>
+          <w:sz w:val="12"/>
+          <w:szCs w:val="12"/>
+        </w:rPr>
+        <w:t xml:space="preserve"> CLASSIFIED: </w:t>
+      </w:r>
+      <w:r>
+        <w:rPr>
+          <w:rFonts w:ascii="Arial" w:hAnsi="Arial" w:cs="Arial"/>
+          <w:b/>
+          <w:color w:val="0000FF"/>
+          <w:sz w:val="12"/>
+          <w:szCs w:val="12"/>
+        </w:rPr>
+        <w:t>RESTRICTED</w:t>
+      </w:r>
+    </w:fldSimple>
   </w:p>
 </w:ftr>
 </file>
@@ -2206,58 +2176,28 @@
       <w:pStyle w:val="Fuzeile"/>
       <w:jc w:val="center"/>
     </w:pPr>
-    <w:r>
-      <w:rPr>
-        <w:rFonts w:ascii="Arial" w:hAnsi="Arial" w:cs="Arial"/>
-        <w:sz w:val="20"/>
-        <w:szCs w:val="20"/>
-      </w:rPr>
-      <w:fldChar w:fldCharType="begin" w:fldLock="1"/>
-    </w:r>
-    <w:r>
-      <w:rPr>
-        <w:rFonts w:ascii="Arial" w:hAnsi="Arial" w:cs="Arial"/>
-        <w:sz w:val="20"/>
-        <w:szCs w:val="20"/>
-      </w:rPr>
-      <w:instrText xml:space="preserve"> DOCPROPERTY bjFooterBothDocProperty \* MERGEFORMAT </w:instrText>
-    </w:r>
-    <w:r>
-      <w:rPr>
-        <w:rFonts w:ascii="Arial" w:hAnsi="Arial" w:cs="Arial"/>
-        <w:sz w:val="20"/>
-        <w:szCs w:val="20"/>
-      </w:rPr>
-      <w:fldChar w:fldCharType="separate"/>
-    </w:r>
-    <w:r>
-      <w:rPr>
-        <w:rFonts w:ascii="Arial" w:hAnsi="Arial" w:cs="Arial"/>
-        <w:b/>
-        <w:color w:val="808080"/>
-        <w:sz w:val="12"/>
-        <w:szCs w:val="12"/>
-      </w:rPr>
-      <w:t xml:space="preserve"> CLASSIFIED: </w:t>
-    </w:r>
-    <w:r>
-      <w:rPr>
-        <w:rFonts w:ascii="Arial" w:hAnsi="Arial" w:cs="Arial"/>
-        <w:b/>
-        <w:color w:val="0000FF"/>
-        <w:sz w:val="12"/>
-        <w:szCs w:val="12"/>
-      </w:rPr>
-      <w:t>RESTRICTED</w:t>
-    </w:r>
-    <w:r>
-      <w:rPr>
-        <w:rFonts w:ascii="Arial" w:hAnsi="Arial" w:cs="Arial"/>
-        <w:sz w:val="20"/>
-        <w:szCs w:val="20"/>
-      </w:rPr>
-      <w:fldChar w:fldCharType="end"/>
-    </w:r>
+    <w:fldSimple w:instr=" DOCPROPERTY bjFooterBothDocProperty \* MERGEFORMAT " w:fldLock="1">
+      <w:r>
+        <w:rPr>
+          <w:rFonts w:ascii="Arial" w:hAnsi="Arial" w:cs="Arial"/>
+          <w:b/>
+          <w:color w:val="808080"/>
+          <w:sz w:val="12"/>
+          <w:szCs w:val="12"/>
+        </w:rPr>
+        <w:t xml:space="preserve"> CLASSIFIED: </w:t>
+      </w:r>
+      <w:r>
+        <w:rPr>
+          <w:rFonts w:ascii="Arial" w:hAnsi="Arial" w:cs="Arial"/>
+          <w:b/>
+          <w:color w:val="0000FF"/>
+          <w:sz w:val="12"/>
+          <w:szCs w:val="12"/>
+        </w:rPr>
+        <w:t>RESTRICTED</w:t>
+      </w:r>
+    </w:fldSimple>
   </w:p>
 </w:ftr>
 </file>
@@ -2269,58 +2209,28 @@
       <w:pStyle w:val="Fuzeile"/>
       <w:jc w:val="center"/>
     </w:pPr>
-    <w:r>
-      <w:rPr>
-        <w:rFonts w:ascii="Arial" w:hAnsi="Arial" w:cs="Arial"/>
-        <w:sz w:val="20"/>
-        <w:szCs w:val="20"/>
-      </w:rPr>
-      <w:fldChar w:fldCharType="begin" w:fldLock="1"/>
-    </w:r>
-    <w:r>
-      <w:rPr>
-        <w:rFonts w:ascii="Arial" w:hAnsi="Arial" w:cs="Arial"/>
-        <w:sz w:val="20"/>
-        <w:szCs w:val="20"/>
-      </w:rPr>
-      <w:instrText xml:space="preserve"> DOCPROPERTY bjFooterFirstPageDocProperty \* MERGEFORMAT </w:instrText>
-    </w:r>
-    <w:r>
-      <w:rPr>
-        <w:rFonts w:ascii="Arial" w:hAnsi="Arial" w:cs="Arial"/>
-        <w:sz w:val="20"/>
-        <w:szCs w:val="20"/>
-      </w:rPr>
-      <w:fldChar w:fldCharType="separate"/>
-    </w:r>
-    <w:r>
-      <w:rPr>
-        <w:rFonts w:ascii="Arial" w:hAnsi="Arial" w:cs="Arial"/>
-        <w:b/>
-        <w:color w:val="808080"/>
-        <w:sz w:val="12"/>
-        <w:szCs w:val="12"/>
-      </w:rPr>
-      <w:t xml:space="preserve"> CLASSIFIED: </w:t>
-    </w:r>
-    <w:r>
-      <w:rPr>
-        <w:rFonts w:ascii="Arial" w:hAnsi="Arial" w:cs="Arial"/>
-        <w:b/>
-        <w:color w:val="0000FF"/>
-        <w:sz w:val="12"/>
-        <w:szCs w:val="12"/>
-      </w:rPr>
-      <w:t>RESTRICTED</w:t>
-    </w:r>
-    <w:r>
-      <w:rPr>
-        <w:rFonts w:ascii="Arial" w:hAnsi="Arial" w:cs="Arial"/>
-        <w:sz w:val="20"/>
-        <w:szCs w:val="20"/>
-      </w:rPr>
-      <w:fldChar w:fldCharType="end"/>
-    </w:r>
+    <w:fldSimple w:instr=" DOCPROPERTY bjFooterFirstPageDocProperty \* MERGEFORMAT " w:fldLock="1">
+      <w:r>
+        <w:rPr>
+          <w:rFonts w:ascii="Arial" w:hAnsi="Arial" w:cs="Arial"/>
+          <w:b/>
+          <w:color w:val="808080"/>
+          <w:sz w:val="12"/>
+          <w:szCs w:val="12"/>
+        </w:rPr>
+        <w:t xml:space="preserve"> CLASSIFIED: </w:t>
+      </w:r>
+      <w:r>
+        <w:rPr>
+          <w:rFonts w:ascii="Arial" w:hAnsi="Arial" w:cs="Arial"/>
+          <w:b/>
+          <w:color w:val="0000FF"/>
+          <w:sz w:val="12"/>
+          <w:szCs w:val="12"/>
+        </w:rPr>
+        <w:t>RESTRICTED</w:t>
+      </w:r>
+    </w:fldSimple>
   </w:p>
 </w:ftr>
 </file>
@@ -5389,7 +5299,7 @@
 </file>
 
 <file path=customXml/itemProps2.xml><?xml version="1.0" encoding="utf-8"?>
-<ds:datastoreItem xmlns:ds="http://schemas.openxmlformats.org/officeDocument/2006/customXml" ds:itemID="{65CB5C56-B027-4C99-B0BE-EA327745C705}">
+<ds:datastoreItem xmlns:ds="http://schemas.openxmlformats.org/officeDocument/2006/customXml" ds:itemID="{5EC221FD-5637-457D-A824-00515093D167}">
   <ds:schemaRefs>
     <ds:schemaRef ds:uri="http://www.w3.org/2001/XMLSchema"/>
     <ds:schemaRef ds:uri="http://www.boldonjames.com/2008/01/sie/internal/label"/>
